--- a/resume/vs/Vaibhav-Sabnis - WS.docx
+++ b/resume/vs/Vaibhav-Sabnis - WS.docx
@@ -242,7 +242,27 @@
           <w:sz w:val="20"/>
           <w:szCs w:val="20"/>
         </w:rPr>
-        <w:t xml:space="preserve"> modernization, and high-performance compute platforms, with experience balancing engineering velocity, platform reliability, and regulatory risk management at enterprise scale.</w:t>
+        <w:t xml:space="preserve"> modernization, and high-performance </w:t>
+      </w:r>
+      <w:proofErr w:type="spellStart"/>
+      <w:r>
+        <w:rPr>
+          <w:rFonts w:ascii="Arial" w:hAnsi="Arial" w:cs="Arial"/>
+          <w:color w:val="000000"/>
+          <w:sz w:val="20"/>
+          <w:szCs w:val="20"/>
+        </w:rPr>
+        <w:t>compute</w:t>
+      </w:r>
+      <w:proofErr w:type="spellEnd"/>
+      <w:r>
+        <w:rPr>
+          <w:rFonts w:ascii="Arial" w:hAnsi="Arial" w:cs="Arial"/>
+          <w:color w:val="000000"/>
+          <w:sz w:val="20"/>
+          <w:szCs w:val="20"/>
+        </w:rPr>
+        <w:t xml:space="preserve"> platforms, with experience balancing engineering velocity, platform reliability, and regulatory risk management at enterprise scale.</w:t>
       </w:r>
     </w:p>
     <w:p>
@@ -288,7 +308,27 @@
           <w:sz w:val="20"/>
           <w:szCs w:val="20"/>
         </w:rPr>
-        <w:t>Institutional Leadership: 3–5 Year Tech Roadmaps | Global Org Design (125+ FTEs) | Capex/Opex Capital Budgeting | Vendor</w:t>
+        <w:t>Institutional Leadership: 3–5 Year Tech Roadmaps | Global Org Design (125+ FTEs) | Capex/</w:t>
+      </w:r>
+      <w:proofErr w:type="spellStart"/>
+      <w:r>
+        <w:rPr>
+          <w:rFonts w:ascii="Arial" w:hAnsi="Arial" w:cs="Arial"/>
+          <w:color w:val="000000"/>
+          <w:sz w:val="20"/>
+          <w:szCs w:val="20"/>
+        </w:rPr>
+        <w:t>Opex</w:t>
+      </w:r>
+      <w:proofErr w:type="spellEnd"/>
+      <w:r>
+        <w:rPr>
+          <w:rFonts w:ascii="Arial" w:hAnsi="Arial" w:cs="Arial"/>
+          <w:color w:val="000000"/>
+          <w:sz w:val="20"/>
+          <w:szCs w:val="20"/>
+        </w:rPr>
+        <w:t xml:space="preserve"> Capital Budgeting | Vendor</w:t>
       </w:r>
       <w:r>
         <w:rPr>
@@ -561,16 +601,7 @@
           <w:sz w:val="20"/>
           <w:szCs w:val="20"/>
         </w:rPr>
-        <w:t>|</w:t>
-      </w:r>
-      <w:r>
-        <w:rPr>
-          <w:rFonts w:ascii="Arial" w:hAnsi="Arial" w:cs="Arial"/>
-          <w:color w:val="000000"/>
-          <w:sz w:val="20"/>
-          <w:szCs w:val="20"/>
-        </w:rPr>
-        <w:t xml:space="preserve"> Unstructured </w:t>
+        <w:t xml:space="preserve">| Unstructured </w:t>
       </w:r>
       <w:r>
         <w:rPr>
@@ -1039,9 +1070,6 @@
           <w:right w:val="nil"/>
           <w:between w:val="nil"/>
         </w:pBdr>
-        <w:tabs>
-          <w:tab w:val="num" w:pos="720"/>
-        </w:tabs>
         <w:ind w:left="-900" w:right="-900" w:hanging="180"/>
         <w:rPr>
           <w:rFonts w:ascii="Arial" w:hAnsi="Arial" w:cs="Arial"/>
@@ -1052,84 +1080,47 @@
       </w:pPr>
       <w:r>
         <w:rPr>
-          <w:rFonts w:ascii="Arial" w:hAnsi="Arial" w:cs="Arial"/>
-          <w:iCs/>
-          <w:sz w:val="20"/>
-          <w:szCs w:val="20"/>
-        </w:rPr>
-        <w:t xml:space="preserve">Championed the enterprise deployment of generative AI agentic platforms for internal developer </w:t>
-      </w:r>
-      <w:r>
-        <w:rPr>
-          <w:rFonts w:ascii="Arial" w:hAnsi="Arial" w:cs="Arial"/>
-          <w:iCs/>
-          <w:sz w:val="20"/>
-          <w:szCs w:val="20"/>
-        </w:rPr>
-        <w:t>tooling</w:t>
-      </w:r>
-      <w:r>
-        <w:rPr>
-          <w:rFonts w:ascii="Arial" w:hAnsi="Arial" w:cs="Arial"/>
-          <w:iCs/>
-          <w:sz w:val="20"/>
-          <w:szCs w:val="20"/>
-        </w:rPr>
-        <w:t xml:space="preserve">, driving development efficiencies </w:t>
-      </w:r>
-      <w:r>
-        <w:rPr>
-          <w:rFonts w:ascii="Arial" w:hAnsi="Arial" w:cs="Arial"/>
-          <w:iCs/>
-          <w:sz w:val="20"/>
-          <w:szCs w:val="20"/>
-        </w:rPr>
-        <w:t xml:space="preserve">for </w:t>
-      </w:r>
-      <w:r>
-        <w:rPr>
-          <w:rFonts w:ascii="Arial" w:hAnsi="Arial" w:cs="Arial"/>
-          <w:iCs/>
-          <w:sz w:val="20"/>
-          <w:szCs w:val="20"/>
-        </w:rPr>
-        <w:t xml:space="preserve">150+ cross-functional </w:t>
-      </w:r>
-      <w:r>
-        <w:rPr>
-          <w:rFonts w:ascii="Arial" w:hAnsi="Arial" w:cs="Arial"/>
-          <w:iCs/>
-          <w:sz w:val="20"/>
-          <w:szCs w:val="20"/>
-        </w:rPr>
-        <w:t xml:space="preserve">engineering </w:t>
-      </w:r>
-      <w:r>
-        <w:rPr>
-          <w:rFonts w:ascii="Arial" w:hAnsi="Arial" w:cs="Arial"/>
-          <w:iCs/>
-          <w:sz w:val="20"/>
-          <w:szCs w:val="20"/>
-        </w:rPr>
-        <w:t>partner</w:t>
-      </w:r>
-      <w:r>
-        <w:rPr>
-          <w:rFonts w:ascii="Arial" w:hAnsi="Arial" w:cs="Arial"/>
-          <w:iCs/>
-          <w:sz w:val="20"/>
-          <w:szCs w:val="20"/>
-        </w:rPr>
-        <w:t>s</w:t>
-      </w:r>
-      <w:r>
-        <w:rPr>
-          <w:rFonts w:ascii="Arial" w:hAnsi="Arial" w:cs="Arial"/>
-          <w:iCs/>
-          <w:sz w:val="20"/>
-          <w:szCs w:val="20"/>
-        </w:rPr>
-        <w:t>.</w:t>
+          <w:rStyle w:val="Strong"/>
+          <w:rFonts w:ascii="Arial" w:eastAsia="Times New Roman" w:hAnsi="Arial" w:cs="Arial"/>
+          <w:b w:val="0"/>
+          <w:bCs w:val="0"/>
+          <w:sz w:val="20"/>
+          <w:szCs w:val="20"/>
+        </w:rPr>
+        <w:t>Championed and r</w:t>
+      </w:r>
+      <w:r>
+        <w:rPr>
+          <w:rStyle w:val="Strong"/>
+          <w:rFonts w:ascii="Arial" w:eastAsia="Times New Roman" w:hAnsi="Arial" w:cs="Arial"/>
+          <w:b w:val="0"/>
+          <w:bCs w:val="0"/>
+          <w:sz w:val="20"/>
+          <w:szCs w:val="20"/>
+        </w:rPr>
+        <w:t xml:space="preserve">edesigned agentic workflows from human-in-the-loop to fully autonomous human-on-the-loop execution, cutting </w:t>
+      </w:r>
+      <w:r>
+        <w:rPr>
+          <w:rStyle w:val="Strong"/>
+          <w:rFonts w:ascii="Arial" w:eastAsia="Times New Roman" w:hAnsi="Arial" w:cs="Arial"/>
+          <w:b w:val="0"/>
+          <w:bCs w:val="0"/>
+          <w:sz w:val="20"/>
+          <w:szCs w:val="20"/>
+        </w:rPr>
+        <w:t>development</w:t>
+      </w:r>
+      <w:r>
+        <w:rPr>
+          <w:rStyle w:val="Strong"/>
+          <w:rFonts w:ascii="Arial" w:eastAsia="Times New Roman" w:hAnsi="Arial" w:cs="Arial"/>
+          <w:b w:val="0"/>
+          <w:bCs w:val="0"/>
+          <w:sz w:val="20"/>
+          <w:szCs w:val="20"/>
+        </w:rPr>
+        <w:t xml:space="preserve"> overhead by 70% through targeted IDE integrations and automated evaluation pipelines.</w:t>
       </w:r>
     </w:p>
     <w:p>
@@ -1167,21 +1158,7 @@
           <w:sz w:val="28"/>
           <w:szCs w:val="28"/>
         </w:rPr>
-        <w:t xml:space="preserve">NYC </w:t>
-      </w:r>
-      <w:r>
-        <w:rPr>
-          <w:sz w:val="28"/>
-          <w:szCs w:val="28"/>
-        </w:rPr>
-        <w:t>(Oct 2020 – Jun 2021)</w:t>
-      </w:r>
-      <w:r>
-        <w:rPr>
-          <w:sz w:val="28"/>
-          <w:szCs w:val="28"/>
-        </w:rPr>
-        <w:t xml:space="preserve">: </w:t>
+        <w:t xml:space="preserve">NYC (Oct 2020 – Jun 2021): </w:t>
       </w:r>
       <w:r>
         <w:rPr>
@@ -1216,7 +1193,27 @@
           <w:sz w:val="20"/>
           <w:szCs w:val="20"/>
         </w:rPr>
-        <w:t>Managed a 30-person platform and quantitative engineering team executing the early-stage migration of SecDB toward</w:t>
+        <w:t xml:space="preserve">Managed a 30-person platform and quantitative engineering team executing the early-stage migration of </w:t>
+      </w:r>
+      <w:proofErr w:type="spellStart"/>
+      <w:r>
+        <w:rPr>
+          <w:rFonts w:ascii="Arial" w:hAnsi="Arial" w:cs="Arial"/>
+          <w:iCs/>
+          <w:sz w:val="20"/>
+          <w:szCs w:val="20"/>
+        </w:rPr>
+        <w:t>SecDB</w:t>
+      </w:r>
+      <w:proofErr w:type="spellEnd"/>
+      <w:r>
+        <w:rPr>
+          <w:rFonts w:ascii="Arial" w:hAnsi="Arial" w:cs="Arial"/>
+          <w:iCs/>
+          <w:sz w:val="20"/>
+          <w:szCs w:val="20"/>
+        </w:rPr>
+        <w:t xml:space="preserve"> toward</w:t>
       </w:r>
       <w:r>
         <w:rPr>
@@ -1446,21 +1443,7 @@
           <w:sz w:val="28"/>
           <w:szCs w:val="28"/>
         </w:rPr>
-        <w:t xml:space="preserve"> (</w:t>
-      </w:r>
-      <w:r>
-        <w:rPr>
-          <w:sz w:val="28"/>
-          <w:szCs w:val="28"/>
-        </w:rPr>
-        <w:t>Jan 2006 – Oct 2020</w:t>
-      </w:r>
-      <w:r>
-        <w:rPr>
-          <w:sz w:val="28"/>
-          <w:szCs w:val="28"/>
-        </w:rPr>
-        <w:t>)</w:t>
+        <w:t xml:space="preserve"> (Jan 2006 – Oct 2020)</w:t>
       </w:r>
       <w:r>
         <w:rPr>
@@ -1568,16 +1551,7 @@
           <w:sz w:val="20"/>
           <w:szCs w:val="20"/>
         </w:rPr>
-        <w:t xml:space="preserve"> </w:t>
-      </w:r>
-      <w:r>
-        <w:rPr>
-          <w:rFonts w:ascii="Arial" w:hAnsi="Arial" w:cs="Arial"/>
-          <w:iCs/>
-          <w:sz w:val="20"/>
-          <w:szCs w:val="20"/>
-        </w:rPr>
-        <w:t>supporting $700B+ in Asset Under Management (AUM)</w:t>
+        <w:t xml:space="preserve"> supporting $700B+ in Asset Under Management (AUM)</w:t>
       </w:r>
       <w:r>
         <w:rPr>
@@ -1729,25 +1703,27 @@
           <w:sz w:val="20"/>
           <w:szCs w:val="20"/>
         </w:rPr>
-        <w:t xml:space="preserve">instrumented a </w:t>
-      </w:r>
-      <w:r>
-        <w:rPr>
-          <w:rFonts w:ascii="Arial" w:hAnsi="Arial" w:cs="Arial"/>
-          <w:iCs/>
-          <w:sz w:val="20"/>
-          <w:szCs w:val="20"/>
-        </w:rPr>
-        <w:t>strategic DocuSign technology partnership</w:t>
-      </w:r>
-      <w:r>
-        <w:rPr>
-          <w:rFonts w:ascii="Arial" w:hAnsi="Arial" w:cs="Arial"/>
-          <w:iCs/>
-          <w:sz w:val="20"/>
-          <w:szCs w:val="20"/>
-        </w:rPr>
-        <w:t xml:space="preserve">; </w:t>
+        <w:t xml:space="preserve">instrumented a strategic </w:t>
+      </w:r>
+      <w:proofErr w:type="spellStart"/>
+      <w:r>
+        <w:rPr>
+          <w:rFonts w:ascii="Arial" w:hAnsi="Arial" w:cs="Arial"/>
+          <w:iCs/>
+          <w:sz w:val="20"/>
+          <w:szCs w:val="20"/>
+        </w:rPr>
+        <w:t>DocuSign</w:t>
+      </w:r>
+      <w:proofErr w:type="spellEnd"/>
+      <w:r>
+        <w:rPr>
+          <w:rFonts w:ascii="Arial" w:hAnsi="Arial" w:cs="Arial"/>
+          <w:iCs/>
+          <w:sz w:val="20"/>
+          <w:szCs w:val="20"/>
+        </w:rPr>
+        <w:t xml:space="preserve"> technology partnership; </w:t>
       </w:r>
       <w:r>
         <w:rPr>
@@ -2239,7 +2215,25 @@
           <w:sz w:val="20"/>
           <w:szCs w:val="20"/>
         </w:rPr>
-        <w:t>System Architecture: High-Availability Distributed Systems, Low-Latency/HPC Compute, Cloud Migrations (Azure/AWS), DevSecOps, Enterprise Data Governance (MNPI/PII), Enterprise Workflow Automation, 3</w:t>
+        <w:t xml:space="preserve">System Architecture: High-Availability Distributed Systems, Low-Latency/HPC Compute, Cloud Migrations (Azure/AWS), </w:t>
+      </w:r>
+      <w:proofErr w:type="spellStart"/>
+      <w:r>
+        <w:rPr>
+          <w:rFonts w:ascii="Arial" w:hAnsi="Arial" w:cs="Arial"/>
+          <w:sz w:val="20"/>
+          <w:szCs w:val="20"/>
+        </w:rPr>
+        <w:t>DevSecOps</w:t>
+      </w:r>
+      <w:proofErr w:type="spellEnd"/>
+      <w:r>
+        <w:rPr>
+          <w:rFonts w:ascii="Arial" w:hAnsi="Arial" w:cs="Arial"/>
+          <w:sz w:val="20"/>
+          <w:szCs w:val="20"/>
+        </w:rPr>
+        <w:t>, Enterprise Data Governance (MNPI/PII), Enterprise Workflow Automation, 3</w:t>
       </w:r>
       <w:r>
         <w:rPr>
@@ -2287,40 +2281,18 @@
           <w:sz w:val="20"/>
           <w:szCs w:val="20"/>
         </w:rPr>
-        <w:t xml:space="preserve">Programming Languages &amp; Frameworks: </w:t>
-      </w:r>
-      <w:r>
-        <w:rPr>
-          <w:rFonts w:ascii="Arial" w:hAnsi="Arial" w:cs="Arial"/>
-          <w:sz w:val="20"/>
-          <w:szCs w:val="20"/>
-        </w:rPr>
-        <w:t>C</w:t>
-      </w:r>
-      <w:r>
-        <w:rPr>
-          <w:rFonts w:ascii="Arial" w:hAnsi="Arial" w:cs="Arial"/>
-          <w:sz w:val="20"/>
-          <w:szCs w:val="20"/>
-        </w:rPr>
-        <w:t>ore Java, Python, C++,</w:t>
-      </w:r>
-      <w:r>
-        <w:rPr>
-          <w:rFonts w:ascii="Arial" w:hAnsi="Arial" w:cs="Arial"/>
-          <w:sz w:val="20"/>
-          <w:szCs w:val="20"/>
-        </w:rPr>
-        <w:t xml:space="preserve"> Kotlin, </w:t>
-      </w:r>
-      <w:r>
-        <w:rPr>
-          <w:rFonts w:ascii="Arial" w:hAnsi="Arial" w:cs="Arial"/>
-          <w:sz w:val="20"/>
-          <w:szCs w:val="20"/>
-        </w:rPr>
-        <w:t>Spring Boot, SQL, Sybase, Slang, Shell Scripting, REST/SOAP APIs, WebSockets</w:t>
-      </w:r>
+        <w:t xml:space="preserve">Programming Languages &amp; Frameworks: Core Java, Python, C++, Kotlin, Spring Boot, SQL, Sybase, Slang, Shell Scripting, REST/SOAP APIs, </w:t>
+      </w:r>
+      <w:proofErr w:type="spellStart"/>
+      <w:r>
+        <w:rPr>
+          <w:rFonts w:ascii="Arial" w:hAnsi="Arial" w:cs="Arial"/>
+          <w:sz w:val="20"/>
+          <w:szCs w:val="20"/>
+        </w:rPr>
+        <w:t>WebSockets</w:t>
+      </w:r>
+      <w:proofErr w:type="spellEnd"/>
     </w:p>
     <w:p>
       <w:pPr>
@@ -2351,7 +2323,97 @@
           <w:sz w:val="20"/>
           <w:szCs w:val="20"/>
         </w:rPr>
-        <w:t>Data, Infrastructure &amp; AI Platforms: Presto, Hive, Spark, BigQuery, Scribe, Linux Environments, Distributed Cloud Clusters, Message Queues, OpenNLP, OCR Text Mining Pipelines, LLM Frameworks (MetaMate, DevMate/MuseSpark, Anthropic Claude, OpenAI Codex), ML Infrastructure, Model Observability &amp; Explainability Tooling</w:t>
+        <w:t xml:space="preserve">Data, Infrastructure &amp; AI Platforms: Presto, Hive, Spark, </w:t>
+      </w:r>
+      <w:proofErr w:type="spellStart"/>
+      <w:r>
+        <w:rPr>
+          <w:rFonts w:ascii="Arial" w:hAnsi="Arial" w:cs="Arial"/>
+          <w:sz w:val="20"/>
+          <w:szCs w:val="20"/>
+        </w:rPr>
+        <w:t>BigQuery</w:t>
+      </w:r>
+      <w:proofErr w:type="spellEnd"/>
+      <w:r>
+        <w:rPr>
+          <w:rFonts w:ascii="Arial" w:hAnsi="Arial" w:cs="Arial"/>
+          <w:sz w:val="20"/>
+          <w:szCs w:val="20"/>
+        </w:rPr>
+        <w:t xml:space="preserve">, Scribe, Linux Environments, Distributed Cloud Clusters, Message Queues, </w:t>
+      </w:r>
+      <w:proofErr w:type="spellStart"/>
+      <w:r>
+        <w:rPr>
+          <w:rFonts w:ascii="Arial" w:hAnsi="Arial" w:cs="Arial"/>
+          <w:sz w:val="20"/>
+          <w:szCs w:val="20"/>
+        </w:rPr>
+        <w:t>OpenNLP</w:t>
+      </w:r>
+      <w:proofErr w:type="spellEnd"/>
+      <w:r>
+        <w:rPr>
+          <w:rFonts w:ascii="Arial" w:hAnsi="Arial" w:cs="Arial"/>
+          <w:sz w:val="20"/>
+          <w:szCs w:val="20"/>
+        </w:rPr>
+        <w:t>, OCR Text Mining Pipelines, LLM Frameworks (</w:t>
+      </w:r>
+      <w:proofErr w:type="spellStart"/>
+      <w:r>
+        <w:rPr>
+          <w:rFonts w:ascii="Arial" w:hAnsi="Arial" w:cs="Arial"/>
+          <w:sz w:val="20"/>
+          <w:szCs w:val="20"/>
+        </w:rPr>
+        <w:t>MetaMate</w:t>
+      </w:r>
+      <w:proofErr w:type="spellEnd"/>
+      <w:r>
+        <w:rPr>
+          <w:rFonts w:ascii="Arial" w:hAnsi="Arial" w:cs="Arial"/>
+          <w:sz w:val="20"/>
+          <w:szCs w:val="20"/>
+        </w:rPr>
+        <w:t xml:space="preserve">, </w:t>
+      </w:r>
+      <w:proofErr w:type="spellStart"/>
+      <w:r>
+        <w:rPr>
+          <w:rFonts w:ascii="Arial" w:hAnsi="Arial" w:cs="Arial"/>
+          <w:sz w:val="20"/>
+          <w:szCs w:val="20"/>
+        </w:rPr>
+        <w:t>DevMate</w:t>
+      </w:r>
+      <w:proofErr w:type="spellEnd"/>
+      <w:r>
+        <w:rPr>
+          <w:rFonts w:ascii="Arial" w:hAnsi="Arial" w:cs="Arial"/>
+          <w:sz w:val="20"/>
+          <w:szCs w:val="20"/>
+        </w:rPr>
+        <w:t>/</w:t>
+      </w:r>
+      <w:proofErr w:type="spellStart"/>
+      <w:r>
+        <w:rPr>
+          <w:rFonts w:ascii="Arial" w:hAnsi="Arial" w:cs="Arial"/>
+          <w:sz w:val="20"/>
+          <w:szCs w:val="20"/>
+        </w:rPr>
+        <w:t>MuseSpark</w:t>
+      </w:r>
+      <w:proofErr w:type="spellEnd"/>
+      <w:r>
+        <w:rPr>
+          <w:rFonts w:ascii="Arial" w:hAnsi="Arial" w:cs="Arial"/>
+          <w:sz w:val="20"/>
+          <w:szCs w:val="20"/>
+        </w:rPr>
+        <w:t>, Anthropic Claude, OpenAI Codex), ML Infrastructure, Model Observability &amp; Explainability Tooling</w:t>
       </w:r>
     </w:p>
     <w:sectPr>
@@ -4112,6 +4174,7 @@
   <w:style w:type="character" w:default="1" w:styleId="DefaultParagraphFont">
     <w:name w:val="Default Paragraph Font"/>
     <w:uiPriority w:val="1"/>
+    <w:semiHidden/>
     <w:unhideWhenUsed/>
   </w:style>
   <w:style w:type="table" w:default="1" w:styleId="TableNormal">
@@ -4499,6 +4562,17 @@
       <w:shd w:val="clear" w:color="auto" w:fill="E1DFDD"/>
     </w:rPr>
   </w:style>
+  <w:style w:type="character" w:styleId="Strong">
+    <w:name w:val="Strong"/>
+    <w:basedOn w:val="DefaultParagraphFont"/>
+    <w:uiPriority w:val="22"/>
+    <w:qFormat/>
+    <w:rsid w:val="00FA0898"/>
+    <w:rPr>
+      <w:b/>
+      <w:bCs/>
+    </w:rPr>
+  </w:style>
 </w:styles>
 </file>
 
